--- a/policy/Fall 2026 Scoring README and Reviewer Manual.docx
+++ b/policy/Fall 2026 Scoring README and Reviewer Manual.docx
@@ -102,7 +102,7 @@
           <w:szCs w:val="21"/>
           <w:rtl w:val="0"/>
         </w:rPr>
-        <w:t>Each row is a club. Reviewer blocks run left to right: Reviewer 1 in columns B to D, Reviewer 2 in E to G, Reviewers 3 to 5 in H to P. Each block holds three integer scores: Stewardship, Collaboration, Impact. Justification text sits in columns Q and R. Columns S to W compute each reviewer's weighted score (0.30 Stew + 0.25 Collab + 0.45 Impact). Column AB is the Committee Score (Results column D must read this column; recheck it whenever columns are added or moved): the average of all completed reviewer columns plus the objective scorer. Columns X to AA are the objective scorer: Stewardship and Collaboration computed by published formula, Impact from expected attendance, combined in AA as one voice with the same standing as a human reviewer.</w:t>
+        <w:t>Each row is a club. Reviewer blocks run left to right: Reviewer 1 in columns B to D, Reviewer 2 in E to G, Reviewers 3 to 5 in H to P. Each block holds three integer scores: Stewardship, Collaboration, Impact. Justification text sits in columns Q to U. Columns V to Z compute each reviewer's weighted score (0.30 Stew + 0.25 Collab + 0.45 Impact). Column AE is the Committee Score (Results column D must read this column; recheck it whenever columns are added or moved): the average of all completed reviewer columns plus the objective scorer. Columns AA to AD are the objective scorer: Stewardship and Collaboration computed by published formula, Impact from expected attendance, combined in AD as one voice with the same standing as a human reviewer.</w:t>
       </w:r>
       <w:r>
         <w:rPr>
@@ -665,15 +665,15 @@
           <w:szCs w:val="21"/>
           <w:rtl w:val="0"/>
         </w:rPr>
-        <w:t xml:space="preserve">Stewardship cells reading =X. </w:t>
-      </w:r>
-      <w:r>
-        <w:rPr>
-          <w:sz w:val="21"/>
-          <w:szCs w:val="21"/>
-          <w:rtl w:val="0"/>
-        </w:rPr>
-        <w:t>Where a cell contains a formula pointing at column X, that reviewer adopted the objective rollover-discipline score as their own judgment. Read it as: I reviewed the balance and ask, and I agree with the formula. Where a typed number differs from X, that is a deliberate override, and the justification column says why.</w:t>
+        <w:t xml:space="preserve">Stewardship cells reading =AA. </w:t>
+      </w:r>
+      <w:r>
+        <w:rPr>
+          <w:sz w:val="21"/>
+          <w:szCs w:val="21"/>
+          <w:rtl w:val="0"/>
+        </w:rPr>
+        <w:t>Where a cell contains a formula pointing at column AA, that reviewer adopted the objective rollover-discipline score as their own judgment. Read it as: I reviewed the balance and ask, and I agree with the formula. Where a typed number differs from AA, that is a deliberate override, and the justification column says why.</w:t>
       </w:r>
       <w:r>
         <w:rPr>
@@ -763,7 +763,7 @@
           <w:szCs w:val="21"/>
           <w:rtl w:val="0"/>
         </w:rPr>
-        <w:t>Columns Q and R hold one short paragraph per club: the evidence for the score, not a restatement of it. Follow the same pattern; a stranger reading only the justification should be able to guess the score within a point.</w:t>
+        <w:t>Columns Q to U hold one short paragraph per club: the evidence for the score, not a restatement of it. Follow the same pattern; a stranger reading only the justification should be able to guess the score within a point.</w:t>
       </w:r>
       <w:r>
         <w:rPr>
@@ -905,7 +905,7 @@
           <w:szCs w:val="21"/>
           <w:rtl w:val="0"/>
         </w:rPr>
-        <w:t>Stewardship: start from the objective score in column X, then ask what the formula cannot see: is the itemization complete (tie-out zero), is the ask sized to the gap, is a large balance earmarked in writing, is one line item devouring the budget? Agree with X or override it, but own the number either way.</w:t>
+        <w:t>Stewardship: start from the objective score in column AA, then ask what the formula cannot see: is the itemization complete (tie-out zero), is the ask sized to the gap, is a large balance earmarked in writing, is one line item devouring the budget? Agree with AA or override it, but own the number either way.</w:t>
       </w:r>
       <w:r>
         <w:rPr>

--- a/policy/Fall 2026 Scoring README and Reviewer Manual.docx
+++ b/policy/Fall 2026 Scoring README and Reviewer Manual.docx
@@ -905,7 +905,7 @@
           <w:szCs w:val="21"/>
           <w:rtl w:val="0"/>
         </w:rPr>
-        <w:t>Stewardship: start from the objective score in column AA, then ask what the formula cannot see: is the itemization complete (tie-out zero), is the ask sized to the gap, is a large balance earmarked in writing, is one line item devouring the budget? Agree with AA or override it, but own the number either way.</w:t>
+        <w:t>Stewardship: start from the objective score in column AA, then ask what the formula cannot see: is the itemization complete (tie-out zero), is the ask sized to the gap, has the club documented any earmarked funds (Allocation Policy §6.1; approved amounts are already removed from rollover), is one line item devouring the budget? Agree with AA or override it, but own the number either way.</w:t>
       </w:r>
       <w:r>
         <w:rPr>
@@ -1087,7 +1087,7 @@
           <w:szCs w:val="21"/>
           <w:rtl w:val="0"/>
         </w:rPr>
-        <w:t xml:space="preserve">Stewardship prices the ask, not the savings. The formula is rollover divided by request: a club that saved for a documented purpose and asks only for its gap scores well; a club that asks for money it already holds scores poorly. The pool is scarce, and every dollar drawn by a club that does not need it is a dollar denied to one that does. Food discipline lives in the policy exclusions with printed receipts, so do not punish food again in this score.</w:t>
+        <w:t>Stewardship prices the ask, not the savings. The formula is rollover divided by request: a club that asks only for its gap scores well; a club that asks for money it already holds scores poorly. Money restricted by an outside sponsor, donor or grant, or committed under a signed contract, can be set aside as an earmark (Allocation Policy §6.1); a club’s own plans to save do not count. The pool is scarce, and every dollar drawn by a club that does not need it is a dollar denied to one that does. Food discipline lives in the policy exclusions with printed receipts, so do not punish food again in this score.</w:t>
       </w:r>
       <w:r>
         <w:rPr>

--- a/policy/Fall 2026 Scoring README and Reviewer Manual.docx
+++ b/policy/Fall 2026 Scoring README and Reviewer Manual.docx
@@ -1087,7 +1087,7 @@
           <w:szCs w:val="21"/>
           <w:rtl w:val="0"/>
         </w:rPr>
-        <w:t>Stewardship prices the ask, not the savings. The formula is rollover divided by request: a club that asks only for its gap scores well; a club that asks for money it already holds scores poorly. Money restricted by an outside sponsor, donor or grant, or committed under a signed contract, can be set aside as an earmark (Allocation Policy §6.1); a club’s own plans to save do not count. The pool is scarce, and every dollar drawn by a club that does not need it is a dollar denied to one that does. Food discipline lives in the policy exclusions with printed receipts, so do not punish food again in this score.</w:t>
+        <w:t>Stewardship prices the ask, not the savings. The formula is rollover divided by request: a club that asks only for its gap scores well; a club that asks for money it already holds scores poorly. Money restricted by an outside sponsor, donor or grant, committed under a signed contract, or itemized for a specific event later in the academic year can be set aside as an earmark (Allocation Policy §6.1); general savings do not count. The pool is scarce, and every dollar drawn by a club that does not need it is a dollar denied to one that does. Food discipline lives in the policy exclusions with printed receipts, so do not punish food again in this score.</w:t>
       </w:r>
       <w:r>
         <w:rPr>

--- a/policy/Fall 2026 Scoring README and Reviewer Manual.docx
+++ b/policy/Fall 2026 Scoring README and Reviewer Manual.docx
@@ -935,7 +935,7 @@
           <w:szCs w:val="21"/>
           <w:rtl w:val="0"/>
         </w:rPr>
-        <w:t xml:space="preserve">Collaboration: count only verified joint events (both clubs list it, or written confirmation). Declared or potential partnerships do not count. External partners (a nonprofit, another division) inform Impact, not Collaboration. The HSO Fair credit is automatic; do not add it yourself.</w:t>
+        <w:t>Collaboration: count only verified joint events (both clubs list it, or written confirmation). Declared or potential partnerships do not count. External partners (a nonprofit, another division) inform Impact, not Collaboration. The HSO Fair credit is automatic; do not add it yourself, but verify it was applied. The formula only recognizes events whose name contains “Fair”, so an HSO Fair entry listed under another name (for example, “HSO Tabling Event”) gets no credit; rename the event to include “HSO Fair” instead of adjusting the score.</w:t>
       </w:r>
       <w:r>
         <w:rPr>
